--- a/Cover_Letters/Shinoy_Klaverblad_Verzekeringen_Test_Consultant_Cover_Letter.docx
+++ b/Cover_Letters/Shinoy_Klaverblad_Verzekeringen_Test_Consultant_Cover_Letter.docx
@@ -14,7 +14,7 @@
     </w:p>
     <w:p>
       <w:r>
-        <w:t>September 11, 2026</w:t>
+        <w:t>October 02, 2026</w:t>
       </w:r>
     </w:p>
     <w:p>
@@ -35,7 +35,12 @@
     </w:p>
     <w:p>
       <w:r>
-        <w:t>I was drawn to Klaverblad Verzekeringen because of your work on the Klaxon program and the transformation of your core insurance systems. Throughout my career in quality assurance, I have focused on risk-based test coverage, functional acceptance testing, and working closely with stakeholders to keep releases reliable. I am comfortable navigating changing technical landscapes and coordinating across teams to ensure systems go live without issues.</w:t>
+        <w:t>I was glad to read about the Klaxon program at Klaverblad Verzekeringen and the ongoing updates to your core systems. Over the past eight years, I have worked extensively on testing banking and financial software, focusing on functional test execution, risk-based test coverage, and API verification. I am comfortable working alongside internal teams and stakeholders to ensure stable releases during major system changes.</w:t>
+      </w:r>
+    </w:p>
+    <w:p>
+      <w:r>
+        <w:t>Your focus on a personal and community-driven approach in the insurance sector resonates with me. I would appreciate the opportunity to contribute my background in functional testing and stakeholder management to your projects.</w:t>
       </w:r>
     </w:p>
     <w:p>
